--- a/Documentação/PlanoTrabalho_KA_Construcao_QuironEquine.docx
+++ b/Documentação/PlanoTrabalho_KA_Construcao_QuironEquine.docx
@@ -7145,7 +7145,7 @@
           <w:sz w:val="22"/>
           <w:szCs w:val="22"/>
         </w:rPr>
-        <w:t xml:space="preserve">Objetivo: ficha clinica digital completa, orcamento automatico e baixa de estoque via evento no broker (RN-003), consumido pelo DeductionService ja existente em MS2.</w:t>
+        <w:t>Objetivo: ficha clinica digital completa, orcamento automatico e baixa de estoque via evento no broker (RN-003), consumido pelo DeductionService ja existente em MS2. Inclui a fatia financeira do MS6 (so a pendencia), antecipada do Marco M3: o ADR-001 secao 5.3 atribui o RN-002 ao Reporting, e construir a tela contra um contrato no servico errado custaria retrabalho e migracao de dados entre bancos depois.</w:t>
       </w:r>
     </w:p>
     <w:p>
@@ -7441,7 +7441,7 @@
                 <w:sz w:val="20"/>
                 <w:szCs w:val="20"/>
               </w:rPr>
-              <w:t xml:space="preserve">-&gt; Pendencia financeira automatica ate registro de pagamento (RF-ATD-008)</w:t>
+              <w:t>-&gt; MS6 (fatia antecipada): schema financial_records + FinancialService abrindo a pendencia ao consumir appointment.done (RN-002, RF-ATD-008)</w:t>
             </w:r>
           </w:p>
         </w:tc>
@@ -14265,6 +14265,48 @@
           <w:p>
             <w:r>
               <w:t>Rebranding: VetEquine -&gt; Quiron Equine (nome definido pelos stakeholders).</w:t>
+            </w:r>
+          </w:p>
+        </w:tc>
+        <w:tc>
+          <w:tcPr>
+            <w:tcW w:type="dxa" w:w="2100"/>
+          </w:tcPr>
+          <w:p>
+            <w:r>
+              <w:t>Equipe de Desenvolvimento</w:t>
+            </w:r>
+          </w:p>
+        </w:tc>
+      </w:tr>
+      <w:tr>
+        <w:tc>
+          <w:tcPr>
+            <w:tcW w:type="dxa" w:w="1100"/>
+          </w:tcPr>
+          <w:p>
+            <w:r>
+              <w:t>1.3</w:t>
+            </w:r>
+          </w:p>
+        </w:tc>
+        <w:tc>
+          <w:tcPr>
+            <w:tcW w:type="dxa" w:w="1500"/>
+          </w:tcPr>
+          <w:p>
+            <w:r>
+              <w:t>Set/2026</w:t>
+            </w:r>
+          </w:p>
+        </w:tc>
+        <w:tc>
+          <w:tcPr>
+            <w:tcW w:type="dxa" w:w="4660"/>
+          </w:tcPr>
+          <w:p>
+            <w:r>
+              <w:t>Antecipa a fatia financeira do MS6 (pendencia, RN-002) do Marco M3 para a Sprint 5, conforme ADR-001 secao 5.3. Fluxo de caixa, dashboard e configuracoes seguem no M3.</w:t>
             </w:r>
           </w:p>
         </w:tc>
